--- a/manuscript/Supporting_Information_Specifications.docx
+++ b/manuscript/Supporting_Information_Specifications.docx
@@ -43,7 +43,7 @@
           <w:sz w:val="20"/>
           <w:szCs w:val="20"/>
         </w:rPr>
-        <w:t xml:space="preserve">This document supports the manuscript of the above title. Every number in it is computed from the archived task definitions and run records at the time the document is built, by the script manuscript/build_si2.js, so it cannot fall out of step with the analysis. Section numbering is independent of the manuscript.</w:t>
+        <w:t xml:space="preserve">This document supports the manuscript of the above title. Every number in it is read, at the time the document is built, from the summary that main_study/analyze.py writes when it analyses the archived run records. No quantity is recomputed here, so this document cannot disagree with the analysis or with the manuscript. Section numbering is independent of the manuscript.</w:t>
       </w:r>
     </w:p>
     <w:p>
@@ -2579,7 +2579,7 @@
                 <w:sz w:val="19"/>
                 <w:szCs w:val="19"/>
               </w:rPr>
-              <w:t xml:space="preserve">0 / 4</w:t>
+              <w:t xml:space="preserve">4 / 0</w:t>
             </w:r>
           </w:p>
         </w:tc>
@@ -2817,7 +2817,7 @@
                 <w:sz w:val="19"/>
                 <w:szCs w:val="19"/>
               </w:rPr>
-              <w:t xml:space="preserve">90</w:t>
+              <w:t xml:space="preserve">100</w:t>
             </w:r>
           </w:p>
         </w:tc>
@@ -2845,7 +2845,7 @@
                 <w:sz w:val="19"/>
                 <w:szCs w:val="19"/>
               </w:rPr>
-              <w:t xml:space="preserve">0 / 1</w:t>
+              <w:t xml:space="preserve">1 / 0</w:t>
             </w:r>
           </w:p>
         </w:tc>
@@ -3225,7 +3225,7 @@
                 <w:sz w:val="19"/>
                 <w:szCs w:val="19"/>
               </w:rPr>
-              <w:t xml:space="preserve">90</w:t>
+              <w:t xml:space="preserve">100</w:t>
             </w:r>
           </w:p>
         </w:tc>
@@ -3253,7 +3253,7 @@
                 <w:sz w:val="19"/>
                 <w:szCs w:val="19"/>
               </w:rPr>
-              <w:t xml:space="preserve">0 / 1</w:t>
+              <w:t xml:space="preserve">1 / 0</w:t>
             </w:r>
           </w:p>
         </w:tc>
@@ -4999,7 +4999,7 @@
                 <w:sz w:val="19"/>
                 <w:szCs w:val="19"/>
               </w:rPr>
-              <w:t xml:space="preserve">90</w:t>
+              <w:t xml:space="preserve">100</w:t>
             </w:r>
           </w:p>
         </w:tc>
@@ -5027,7 +5027,7 @@
                 <w:sz w:val="19"/>
                 <w:szCs w:val="19"/>
               </w:rPr>
-              <w:t xml:space="preserve">0 / 1</w:t>
+              <w:t xml:space="preserve">1 / 0</w:t>
             </w:r>
           </w:p>
         </w:tc>
@@ -5540,7 +5540,7 @@
                 <w:sz w:val="19"/>
                 <w:szCs w:val="19"/>
               </w:rPr>
-              <w:t xml:space="preserve">90</w:t>
+              <w:t xml:space="preserve">100</w:t>
             </w:r>
           </w:p>
         </w:tc>
@@ -5568,7 +5568,7 @@
                 <w:sz w:val="19"/>
                 <w:szCs w:val="19"/>
               </w:rPr>
-              <w:t xml:space="preserve">0 / 1</w:t>
+              <w:t xml:space="preserve">1 / 0</w:t>
             </w:r>
           </w:p>
         </w:tc>
@@ -5843,7 +5843,7 @@
                 <w:sz w:val="19"/>
                 <w:szCs w:val="19"/>
               </w:rPr>
-              <w:t xml:space="preserve">0 / 5</w:t>
+              <w:t xml:space="preserve">5 / 0</w:t>
             </w:r>
           </w:p>
         </w:tc>
@@ -7039,7 +7039,7 @@
                 <w:sz w:val="19"/>
                 <w:szCs w:val="19"/>
               </w:rPr>
-              <w:t xml:space="preserve">10</w:t>
+              <w:t xml:space="preserve">17</w:t>
             </w:r>
           </w:p>
         </w:tc>
@@ -7067,7 +7067,7 @@
                 <w:sz w:val="19"/>
                 <w:szCs w:val="19"/>
               </w:rPr>
-              <w:t xml:space="preserve">0 / 5</w:t>
+              <w:t xml:space="preserve">4 / 1</w:t>
             </w:r>
           </w:p>
         </w:tc>
@@ -7172,7 +7172,7 @@
                 <w:sz w:val="19"/>
                 <w:szCs w:val="19"/>
               </w:rPr>
-              <w:t xml:space="preserve">30</w:t>
+              <w:t xml:space="preserve">60</w:t>
             </w:r>
           </w:p>
         </w:tc>
@@ -7200,7 +7200,7 @@
                 <w:sz w:val="19"/>
                 <w:szCs w:val="19"/>
               </w:rPr>
-              <w:t xml:space="preserve">0 / 7</w:t>
+              <w:t xml:space="preserve">5 / 2</w:t>
             </w:r>
           </w:p>
         </w:tc>
@@ -7305,7 +7305,7 @@
                 <w:sz w:val="19"/>
                 <w:szCs w:val="19"/>
               </w:rPr>
-              <w:t xml:space="preserve">50</w:t>
+              <w:t xml:space="preserve">100</w:t>
             </w:r>
           </w:p>
         </w:tc>
@@ -7333,7 +7333,7 @@
                 <w:sz w:val="19"/>
                 <w:szCs w:val="19"/>
               </w:rPr>
-              <w:t xml:space="preserve">0 / 5</w:t>
+              <w:t xml:space="preserve">5 / 0</w:t>
             </w:r>
           </w:p>
         </w:tc>
@@ -7646,7 +7646,7 @@
                 <w:sz w:val="19"/>
                 <w:szCs w:val="19"/>
               </w:rPr>
-              <w:t xml:space="preserve">3.2952</w:t>
+              <w:t xml:space="preserve">3.295</w:t>
             </w:r>
           </w:p>
         </w:tc>
@@ -7902,7 +7902,7 @@
                 <w:sz w:val="19"/>
                 <w:szCs w:val="19"/>
               </w:rPr>
-              <w:t xml:space="preserve">Counts only the plot-years that appear as rows in the file, so plot-years that were surveyed and caught nothing are dropped instead of contributing zeros, and the mean rises.</w:t>
+              <w:t xml:space="preserve">Counts only the plot-years that appear as rows in the file, so plot-years that were surveyed and caught nothing are dropped instead of contributing zeros, and the mean rises. This value is the reference for the neighbouring task that asks the same question without the instruction about empty plot-years, matched to seven decimal places.</w:t>
             </w:r>
           </w:p>
         </w:tc>
@@ -8184,7 +8184,7 @@
           <w:sz w:val="22"/>
           <w:szCs w:val="22"/>
         </w:rPr>
-        <w:t xml:space="preserve">Table S4. Mean proportion of runs reaching the reference under each convention for counting failures, with paired Wilcoxon signed-rank tests across the twelve tasks.</w:t>
+        <w:t xml:space="preserve">Table S4. Mean proportion of runs reaching the reference under each convention for counting failures, with paired Wilcoxon signed-rank tests across the twelve tasks. Every value in this table is computed when the document is built.</w:t>
       </w:r>
     </w:p>
     <w:tbl>
@@ -8875,7 +8875,7 @@
                 <w:sz w:val="19"/>
                 <w:szCs w:val="19"/>
               </w:rPr>
-              <w:t xml:space="preserve">P = 0.062</w:t>
+              <w:t xml:space="preserve">P = 0.063</w:t>
             </w:r>
           </w:p>
         </w:tc>
@@ -8920,7 +8920,7 @@
           <w:sz w:val="24"/>
           <w:szCs w:val="24"/>
         </w:rPr>
-        <w:t xml:space="preserve">Provider errors fell unevenly across conditions, at 14 runs of 120 for the question alone, 6 for the script and 7 for the specification, which is why they are excluded from the primary analysis rather than counted as wrong answers. Runs returning code that could not be executed or read numbered 3, 10 and 0 respectively.</w:t>
+        <w:t xml:space="preserve">Calls that failed at the provider numbered 14 runs of 120 for the question alone, 6 for the script and 7 for the specification. That spread is not distinguishable from an even one (chi-square = 4.56, two degrees of freedom, P = 0.102), which is why they are excluded from the primary analysis rather than counted as wrong answers. All of them were calls to one of the two companies, so the exclusion removes runs from one model and not from the other, and three of the thirty six combinations of task and condition are left resting on a single model, namely M3_portal_implicit_zeros with the question alone; R3_portal_species_clf with a script; R3_portal_species_clf with a specification. Runs that returned code which could not be executed or read numbered 3, 10 and 0 respectively, and these are counted as incorrect throughout, since an analysis that does not run has not answered the question.</w:t>
       </w:r>
     </w:p>
     <w:p>

--- a/manuscript/Supporting_Information_Specifications.docx
+++ b/manuscript/Supporting_Information_Specifications.docx
@@ -2272,7 +2272,7 @@
           <w:sz w:val="24"/>
           <w:szCs w:val="24"/>
         </w:rPr>
-        <w:t xml:space="preserve">The proportion of runs reaching the reference, the number of runs that returned no number and why, and the agreement between the runs that did. Calls that failed at the provider are excluded from the percentages, as in the manuscript, and are listed separately here so the reader can apply the other convention if preferred.</w:t>
+        <w:t xml:space="preserve">This is the table referred to from section 3.1 of the manuscript. It gives, for every task under every condition, the proportion of runs reaching the reference, the number of runs that returned no number and why, and the agreement between the runs that did. Calls that failed at the provider are excluded from the percentages, as in the manuscript, and are listed separately here so that the reader can apply the other convention if preferred.</w:t>
       </w:r>
     </w:p>
     <w:p>
